--- a/hin/docx/017.content.docx
+++ b/hin/docx/017.content.docx
@@ -218,18 +218,12 @@
         </w:rPr>
         <w:t xml:space="preserve"> एक पति और पत्नी के बीच हमेशा के लिए कानूनी रूप से अलग होना है। पुराने नियम में, परमेश्वर की </w:t>
       </w:r>
-      <w:hyperlink r:id="rId13">
-        <w:r>
-          <w:rPr>
-            <w:lang w:val="hi_IN" w:bidi="hi_IN"/>
-          </w:rPr>
-          <w:rPr>
-            <w:color w:val="0000EE"/>
-            <w:u w:val="single"/>
-          </w:rPr>
-          <w:t>व्यवस्था</w:t>
-        </w:r>
-      </w:hyperlink>
+      <w:r>
+        <w:rPr>
+          <w:lang w:val="hi_IN" w:bidi="hi_IN"/>
+        </w:rPr>
+        <w:t>व्यवस्था</w:t>
+      </w:r>
       <w:r>
         <w:rPr>
           <w:lang w:val="hi_IN" w:bidi="hi_IN"/>
@@ -292,18 +286,12 @@
           <w:lang w:val="hi_IN" w:bidi="hi_IN"/>
         </w:rPr>
       </w:r>
-      <w:hyperlink r:id="rId14">
-        <w:r>
-          <w:rPr>
-            <w:lang w:val="hi_IN" w:bidi="hi_IN"/>
-          </w:rPr>
-          <w:rPr>
-            <w:color w:val="0000EE"/>
-            <w:u w:val="single"/>
-          </w:rPr>
-          <w:t>इस्राएल</w:t>
-        </w:r>
-      </w:hyperlink>
+      <w:r>
+        <w:rPr>
+          <w:lang w:val="hi_IN" w:bidi="hi_IN"/>
+        </w:rPr>
+        <w:t>इस्राएल</w:t>
+      </w:r>
       <w:r>
         <w:rPr>
           <w:lang w:val="hi_IN" w:bidi="hi_IN"/>
